--- a/4 Project Planning Phase/Project Planning.docx
+++ b/4 Project Planning Phase/Project Planning.docx
@@ -237,7 +237,7 @@
               <w:rPr>
                 <w:sz w:val="24"/>
               </w:rPr>
-              <w:t xml:space="preserve">02 October 2026</w:t>
+              <w:t>01/10/2026</w:t>
             </w:r>
           </w:p>
         </w:tc>
@@ -356,6 +356,54 @@
                 <w:sz w:val="24"/>
               </w:rPr>
               <w:t xml:space="preserve">PocketSmart AI</w:t>
+            </w:r>
+          </w:p>
+        </w:tc>
+      </w:tr>
+      <w:tr>
+        <w:trPr>
+          <w:trHeight w:val="260" w:hRule="atLeast"/>
+        </w:trPr>
+        <w:tc>
+          <w:tcPr>
+            <w:tcW w:w="4500" w:type="dxa"/>
+          </w:tcPr>
+          <w:p>
+            <w:pPr>
+              <w:pStyle w:val="TableParagraph"/>
+              <w:spacing w:line="240" w:lineRule="exact"/>
+              <w:ind w:left="124"/>
+              <w:rPr>
+                <w:sz w:val="24"/>
+              </w:rPr>
+            </w:pPr>
+            <w:r>
+              <w:rPr>
+                <w:sz w:val="24"/>
+              </w:rPr>
+              <w:t>Guide</w:t>
+            </w:r>
+          </w:p>
+        </w:tc>
+        <w:tc>
+          <w:tcPr>
+            <w:tcW w:w="4860" w:type="dxa"/>
+          </w:tcPr>
+          <w:p>
+            <w:pPr>
+              <w:pStyle w:val="TableParagraph"/>
+              <w:spacing w:line="240" w:lineRule="exact"/>
+              <w:ind w:left="139"/>
+              <w:rPr>
+                <w:sz w:val="24"/>
+              </w:rPr>
+            </w:pPr>
+            <w:r>
+              <w:rPr>
+                <w:spacing w:val="-2"/>
+                <w:sz w:val="24"/>
+              </w:rPr>
+              <w:t>N. Indumathi AP/CSE</w:t>
             </w:r>
           </w:p>
         </w:tc>
@@ -512,13 +560,7 @@
       </w:pPr>
       <w:r>
         <w:rPr/>
-        <w:t>Use the below template to create a product backlog and sprint </w:t>
-      </w:r>
-      <w:r>
-        <w:rPr>
-          <w:spacing w:val="-2"/>
-        </w:rPr>
-        <w:t>schedule</w:t>
+        <w:t>The product backlog below lists the user stories of PocketSmart AI with their story points, priority, owner and sprint dates.</w:t>
       </w:r>
     </w:p>
     <w:p>
@@ -920,7 +962,7 @@
               <w:rPr>
                 <w:sz w:val="24"/>
               </w:rPr>
-              <w:t xml:space="preserve">Sprint-1</w:t>
+              <w:t>Sprint-1</w:t>
             </w:r>
           </w:p>
         </w:tc>
@@ -942,7 +984,7 @@
                 <w:spacing w:val="-2"/>
                 <w:sz w:val="24"/>
               </w:rPr>
-              <w:t xml:space="preserve">Data Generation</w:t>
+              <w:t>Setup</w:t>
             </w:r>
           </w:p>
         </w:tc>
@@ -963,7 +1005,7 @@
               <w:rPr>
                 <w:sz w:val="24"/>
               </w:rPr>
-              <w:t xml:space="preserve">USN-1</w:t>
+              <w:t>USN-1</w:t>
             </w:r>
           </w:p>
         </w:tc>
@@ -984,7 +1026,7 @@
               <w:rPr>
                 <w:sz w:val="24"/>
               </w:rPr>
-              <w:t xml:space="preserve">As a developer, I can generate 30 months of seeded synthetic transactions with 10 categories and injected anomalies.</w:t>
+              <w:t>As a developer, I can create a Gemini API key and load it securely from .env.</w:t>
             </w:r>
           </w:p>
         </w:tc>
@@ -1007,7 +1049,7 @@
                 <w:spacing w:val="-10"/>
                 <w:sz w:val="24"/>
               </w:rPr>
-              <w:t xml:space="preserve">3</w:t>
+              <w:t>2</w:t>
             </w:r>
           </w:p>
         </w:tc>
@@ -1029,45 +1071,45 @@
                 <w:spacing w:val="-4"/>
                 <w:sz w:val="24"/>
               </w:rPr>
-              <w:t xml:space="preserve">High</w:t>
-            </w:r>
-          </w:p>
-        </w:tc>
-        <w:tc>
-          <w:tcPr>
-            <w:tcW w:w="1380" w:type="dxa"/>
-          </w:tcPr>
-          <w:p>
-            <w:pPr>
-              <w:pStyle w:val="TableParagraph"/>
-              <w:rPr>
-                <w:sz w:val="24"/>
-              </w:rPr>
-            </w:pPr>
-            <w:r>
-              <w:rPr>
-                <w:sz w:val="24"/>
-              </w:rPr>
-              <w:t xml:space="preserve">Mukilkani R P</w:t>
-            </w:r>
-          </w:p>
-        </w:tc>
-        <w:tc>
-          <w:tcPr>
-            <w:tcW w:w="1380" w:type="dxa"/>
-          </w:tcPr>
-          <w:p>
-            <w:pPr>
-              <w:pStyle w:val="TableParagraph"/>
-              <w:rPr>
-                <w:sz w:val="24"/>
-              </w:rPr>
-            </w:pPr>
-            <w:r>
-              <w:rPr>
-                <w:sz w:val="24"/>
-              </w:rPr>
-              <w:t xml:space="preserve">28 Sep 2026</w:t>
+              <w:t>High</w:t>
+            </w:r>
+          </w:p>
+        </w:tc>
+        <w:tc>
+          <w:tcPr>
+            <w:tcW w:w="1380" w:type="dxa"/>
+          </w:tcPr>
+          <w:p>
+            <w:pPr>
+              <w:pStyle w:val="TableParagraph"/>
+              <w:rPr>
+                <w:sz w:val="24"/>
+              </w:rPr>
+            </w:pPr>
+            <w:r>
+              <w:rPr>
+                <w:sz w:val="24"/>
+              </w:rPr>
+              <w:t>Mukilkani R P</w:t>
+            </w:r>
+          </w:p>
+        </w:tc>
+        <w:tc>
+          <w:tcPr>
+            <w:tcW w:w="1380" w:type="dxa"/>
+          </w:tcPr>
+          <w:p>
+            <w:pPr>
+              <w:pStyle w:val="TableParagraph"/>
+              <w:rPr>
+                <w:sz w:val="24"/>
+              </w:rPr>
+            </w:pPr>
+            <w:r>
+              <w:rPr>
+                <w:sz w:val="24"/>
+              </w:rPr>
+              <w:t>28 Sep 2026</w:t>
             </w:r>
           </w:p>
         </w:tc>
@@ -1086,7 +1128,7 @@
               <w:rPr>
                 <w:sz w:val="24"/>
               </w:rPr>
-              <w:t xml:space="preserve">30 Sep 2026</w:t>
+              <w:t>29 Sep 2026</w:t>
             </w:r>
           </w:p>
         </w:tc>
@@ -1112,7 +1154,7 @@
               <w:rPr>
                 <w:sz w:val="24"/>
               </w:rPr>
-              <w:t xml:space="preserve">Sprint-1</w:t>
+              <w:t>Sprint-1</w:t>
             </w:r>
           </w:p>
         </w:tc>
@@ -1127,6 +1169,7 @@
                 <w:sz w:val="24"/>
               </w:rPr>
             </w:pPr>
+            <w:r/>
           </w:p>
         </w:tc>
         <w:tc>
@@ -1146,7 +1189,7 @@
               <w:rPr>
                 <w:sz w:val="24"/>
               </w:rPr>
-              <w:t xml:space="preserve">USN-2</w:t>
+              <w:t>USN-2</w:t>
             </w:r>
           </w:p>
         </w:tc>
@@ -1167,7 +1210,7 @@
               <w:rPr>
                 <w:sz w:val="24"/>
               </w:rPr>
-              <w:t xml:space="preserve">As a tester, I have 300 hand-labelled merchant strings to validate the classifier.</w:t>
+              <w:t>As a developer, I can set up FastAPI, configuration, SQLite and the project structure.</w:t>
             </w:r>
           </w:p>
         </w:tc>
@@ -1190,7 +1233,7 @@
                 <w:spacing w:val="-10"/>
                 <w:sz w:val="24"/>
               </w:rPr>
-              <w:t xml:space="preserve">2</w:t>
+              <w:t>3</w:t>
             </w:r>
           </w:p>
         </w:tc>
@@ -1212,45 +1255,45 @@
                 <w:spacing w:val="-4"/>
                 <w:sz w:val="24"/>
               </w:rPr>
-              <w:t xml:space="preserve">High</w:t>
-            </w:r>
-          </w:p>
-        </w:tc>
-        <w:tc>
-          <w:tcPr>
-            <w:tcW w:w="1380" w:type="dxa"/>
-          </w:tcPr>
-          <w:p>
-            <w:pPr>
-              <w:pStyle w:val="TableParagraph"/>
-              <w:rPr>
-                <w:sz w:val="24"/>
-              </w:rPr>
-            </w:pPr>
-            <w:r>
-              <w:rPr>
-                <w:sz w:val="24"/>
-              </w:rPr>
-              <w:t xml:space="preserve">Chandru S</w:t>
-            </w:r>
-          </w:p>
-        </w:tc>
-        <w:tc>
-          <w:tcPr>
-            <w:tcW w:w="1380" w:type="dxa"/>
-          </w:tcPr>
-          <w:p>
-            <w:pPr>
-              <w:pStyle w:val="TableParagraph"/>
-              <w:rPr>
-                <w:sz w:val="24"/>
-              </w:rPr>
-            </w:pPr>
-            <w:r>
-              <w:rPr>
-                <w:sz w:val="24"/>
-              </w:rPr>
-              <w:t xml:space="preserve">28 Sep 2026</w:t>
+              <w:t>High</w:t>
+            </w:r>
+          </w:p>
+        </w:tc>
+        <w:tc>
+          <w:tcPr>
+            <w:tcW w:w="1380" w:type="dxa"/>
+          </w:tcPr>
+          <w:p>
+            <w:pPr>
+              <w:pStyle w:val="TableParagraph"/>
+              <w:rPr>
+                <w:sz w:val="24"/>
+              </w:rPr>
+            </w:pPr>
+            <w:r>
+              <w:rPr>
+                <w:sz w:val="24"/>
+              </w:rPr>
+              <w:t>Mukilkani R P</w:t>
+            </w:r>
+          </w:p>
+        </w:tc>
+        <w:tc>
+          <w:tcPr>
+            <w:tcW w:w="1380" w:type="dxa"/>
+          </w:tcPr>
+          <w:p>
+            <w:pPr>
+              <w:pStyle w:val="TableParagraph"/>
+              <w:rPr>
+                <w:sz w:val="24"/>
+              </w:rPr>
+            </w:pPr>
+            <w:r>
+              <w:rPr>
+                <w:sz w:val="24"/>
+              </w:rPr>
+              <w:t>28 Sep 2026</w:t>
             </w:r>
           </w:p>
         </w:tc>
@@ -1269,7 +1312,7 @@
               <w:rPr>
                 <w:sz w:val="24"/>
               </w:rPr>
-              <w:t xml:space="preserve">30 Sep 2026</w:t>
+              <w:t>29 Sep 2026</w:t>
             </w:r>
           </w:p>
         </w:tc>
@@ -1295,7 +1338,7 @@
               <w:rPr>
                 <w:sz w:val="24"/>
               </w:rPr>
-              <w:t xml:space="preserve">Sprint-1</w:t>
+              <w:t>Sprint-1</w:t>
             </w:r>
           </w:p>
         </w:tc>
@@ -1314,7 +1357,7 @@
               <w:rPr>
                 <w:sz w:val="24"/>
               </w:rPr>
-              <w:t xml:space="preserve">Merchant Classification</w:t>
+              <w:t>Authentication</w:t>
             </w:r>
           </w:p>
         </w:tc>
@@ -1335,7 +1378,7 @@
               <w:rPr>
                 <w:sz w:val="24"/>
               </w:rPr>
-              <w:t xml:space="preserve">USN-3</w:t>
+              <w:t>USN-3</w:t>
             </w:r>
           </w:p>
         </w:tc>
@@ -1356,7 +1399,7 @@
               <w:rPr>
                 <w:sz w:val="24"/>
               </w:rPr>
-              <w:t xml:space="preserve">As a user, I can get a spending category for any merchant string so my spending is organized.</w:t>
+              <w:t>As a user, I can register, log in and log out securely (hashed password, JWT cookie).</w:t>
             </w:r>
           </w:p>
         </w:tc>
@@ -1379,7 +1422,7 @@
                 <w:spacing w:val="-10"/>
                 <w:sz w:val="24"/>
               </w:rPr>
-              <w:t xml:space="preserve">5</w:t>
+              <w:t>5</w:t>
             </w:r>
           </w:p>
         </w:tc>
@@ -1401,45 +1444,45 @@
                 <w:spacing w:val="-5"/>
                 <w:sz w:val="24"/>
               </w:rPr>
-              <w:t xml:space="preserve">High</w:t>
-            </w:r>
-          </w:p>
-        </w:tc>
-        <w:tc>
-          <w:tcPr>
-            <w:tcW w:w="1380" w:type="dxa"/>
-          </w:tcPr>
-          <w:p>
-            <w:pPr>
-              <w:pStyle w:val="TableParagraph"/>
-              <w:rPr>
-                <w:sz w:val="24"/>
-              </w:rPr>
-            </w:pPr>
-            <w:r>
-              <w:rPr>
-                <w:sz w:val="24"/>
-              </w:rPr>
-              <w:t xml:space="preserve">Mukilkani R P</w:t>
-            </w:r>
-          </w:p>
-        </w:tc>
-        <w:tc>
-          <w:tcPr>
-            <w:tcW w:w="1380" w:type="dxa"/>
-          </w:tcPr>
-          <w:p>
-            <w:pPr>
-              <w:pStyle w:val="TableParagraph"/>
-              <w:rPr>
-                <w:sz w:val="24"/>
-              </w:rPr>
-            </w:pPr>
-            <w:r>
-              <w:rPr>
-                <w:sz w:val="24"/>
-              </w:rPr>
-              <w:t xml:space="preserve">28 Sep 2026</w:t>
+              <w:t>High</w:t>
+            </w:r>
+          </w:p>
+        </w:tc>
+        <w:tc>
+          <w:tcPr>
+            <w:tcW w:w="1380" w:type="dxa"/>
+          </w:tcPr>
+          <w:p>
+            <w:pPr>
+              <w:pStyle w:val="TableParagraph"/>
+              <w:rPr>
+                <w:sz w:val="24"/>
+              </w:rPr>
+            </w:pPr>
+            <w:r>
+              <w:rPr>
+                <w:sz w:val="24"/>
+              </w:rPr>
+              <w:t>Mukilkani R P</w:t>
+            </w:r>
+          </w:p>
+        </w:tc>
+        <w:tc>
+          <w:tcPr>
+            <w:tcW w:w="1380" w:type="dxa"/>
+          </w:tcPr>
+          <w:p>
+            <w:pPr>
+              <w:pStyle w:val="TableParagraph"/>
+              <w:rPr>
+                <w:sz w:val="24"/>
+              </w:rPr>
+            </w:pPr>
+            <w:r>
+              <w:rPr>
+                <w:sz w:val="24"/>
+              </w:rPr>
+              <w:t>28 Sep 2026</w:t>
             </w:r>
           </w:p>
         </w:tc>
@@ -1458,7 +1501,7 @@
               <w:rPr>
                 <w:sz w:val="24"/>
               </w:rPr>
-              <w:t xml:space="preserve">30 Sep 2026</w:t>
+              <w:t>29 Sep 2026</w:t>
             </w:r>
           </w:p>
         </w:tc>
@@ -1484,7 +1527,7 @@
               <w:rPr>
                 <w:sz w:val="24"/>
               </w:rPr>
-              <w:t xml:space="preserve">Sprint-1</w:t>
+              <w:t>Sprint-1</w:t>
             </w:r>
           </w:p>
         </w:tc>
@@ -1499,6 +1542,7 @@
                 <w:sz w:val="24"/>
               </w:rPr>
             </w:pPr>
+            <w:r/>
           </w:p>
         </w:tc>
         <w:tc>
@@ -1518,7 +1562,7 @@
               <w:rPr>
                 <w:sz w:val="24"/>
               </w:rPr>
-              <w:t xml:space="preserve">USN-4</w:t>
+              <w:t>USN-4</w:t>
             </w:r>
           </w:p>
         </w:tc>
@@ -1539,7 +1583,7 @@
               <w:rPr>
                 <w:sz w:val="24"/>
               </w:rPr>
-              <w:t xml:space="preserve">As a user, I can see the confidence of each category prediction.</w:t>
+              <w:t>As an API client, I can get a Bearer token from /token and read /session-info and /session-data.</w:t>
             </w:r>
           </w:p>
         </w:tc>
@@ -1562,7 +1606,7 @@
                 <w:spacing w:val="-10"/>
                 <w:sz w:val="24"/>
               </w:rPr>
-              <w:t xml:space="preserve">2</w:t>
+              <w:t>2</w:t>
             </w:r>
           </w:p>
         </w:tc>
@@ -1584,45 +1628,45 @@
                 <w:spacing w:val="-2"/>
                 <w:sz w:val="24"/>
               </w:rPr>
-              <w:t xml:space="preserve">Medium</w:t>
-            </w:r>
-          </w:p>
-        </w:tc>
-        <w:tc>
-          <w:tcPr>
-            <w:tcW w:w="1380" w:type="dxa"/>
-          </w:tcPr>
-          <w:p>
-            <w:pPr>
-              <w:pStyle w:val="TableParagraph"/>
-              <w:rPr>
-                <w:sz w:val="24"/>
-              </w:rPr>
-            </w:pPr>
-            <w:r>
-              <w:rPr>
-                <w:sz w:val="24"/>
-              </w:rPr>
-              <w:t xml:space="preserve">Mukilkani R P</w:t>
-            </w:r>
-          </w:p>
-        </w:tc>
-        <w:tc>
-          <w:tcPr>
-            <w:tcW w:w="1380" w:type="dxa"/>
-          </w:tcPr>
-          <w:p>
-            <w:pPr>
-              <w:pStyle w:val="TableParagraph"/>
-              <w:rPr>
-                <w:sz w:val="24"/>
-              </w:rPr>
-            </w:pPr>
-            <w:r>
-              <w:rPr>
-                <w:sz w:val="24"/>
-              </w:rPr>
-              <w:t xml:space="preserve">28 Sep 2026</w:t>
+              <w:t>Medium</w:t>
+            </w:r>
+          </w:p>
+        </w:tc>
+        <w:tc>
+          <w:tcPr>
+            <w:tcW w:w="1380" w:type="dxa"/>
+          </w:tcPr>
+          <w:p>
+            <w:pPr>
+              <w:pStyle w:val="TableParagraph"/>
+              <w:rPr>
+                <w:sz w:val="24"/>
+              </w:rPr>
+            </w:pPr>
+            <w:r>
+              <w:rPr>
+                <w:sz w:val="24"/>
+              </w:rPr>
+              <w:t>Mukilkani R P</w:t>
+            </w:r>
+          </w:p>
+        </w:tc>
+        <w:tc>
+          <w:tcPr>
+            <w:tcW w:w="1380" w:type="dxa"/>
+          </w:tcPr>
+          <w:p>
+            <w:pPr>
+              <w:pStyle w:val="TableParagraph"/>
+              <w:rPr>
+                <w:sz w:val="24"/>
+              </w:rPr>
+            </w:pPr>
+            <w:r>
+              <w:rPr>
+                <w:sz w:val="24"/>
+              </w:rPr>
+              <w:t>28 Sep 2026</w:t>
             </w:r>
           </w:p>
         </w:tc>
@@ -1641,7 +1685,7 @@
               <w:rPr>
                 <w:sz w:val="24"/>
               </w:rPr>
-              <w:t xml:space="preserve">30 Sep 2026</w:t>
+              <w:t>29 Sep 2026</w:t>
             </w:r>
           </w:p>
         </w:tc>
@@ -1667,7 +1711,7 @@
               <w:rPr>
                 <w:sz w:val="24"/>
               </w:rPr>
-              <w:t xml:space="preserve">Sprint-2</w:t>
+              <w:t>Sprint-2</w:t>
             </w:r>
           </w:p>
         </w:tc>
@@ -1689,7 +1733,7 @@
                 <w:spacing w:val="-2"/>
                 <w:sz w:val="24"/>
               </w:rPr>
-              <w:t xml:space="preserve">Anomaly Detection</w:t>
+              <w:t>Planners</w:t>
             </w:r>
           </w:p>
         </w:tc>
@@ -1710,7 +1754,7 @@
               <w:rPr>
                 <w:sz w:val="24"/>
               </w:rPr>
-              <w:t xml:space="preserve">USN-5</w:t>
+              <w:t>USN-5</w:t>
             </w:r>
           </w:p>
         </w:tc>
@@ -1731,7 +1775,7 @@
               <w:rPr>
                 <w:sz w:val="24"/>
               </w:rPr>
-              <w:t xml:space="preserve">As a user, I can see unusual transactions flagged against my normal per-category spending.</w:t>
+              <w:t>As a user, I can get a budget-checked Home Interior plan by room, style and quantity.</w:t>
             </w:r>
           </w:p>
         </w:tc>
@@ -1754,7 +1798,7 @@
                 <w:spacing w:val="-10"/>
                 <w:sz w:val="24"/>
               </w:rPr>
-              <w:t xml:space="preserve">3</w:t>
+              <w:t>5</w:t>
             </w:r>
           </w:p>
         </w:tc>
@@ -1776,45 +1820,45 @@
                 <w:spacing w:val="-4"/>
                 <w:sz w:val="24"/>
               </w:rPr>
-              <w:t xml:space="preserve">Medium</w:t>
-            </w:r>
-          </w:p>
-        </w:tc>
-        <w:tc>
-          <w:tcPr>
-            <w:tcW w:w="1380" w:type="dxa"/>
-          </w:tcPr>
-          <w:p>
-            <w:pPr>
-              <w:pStyle w:val="TableParagraph"/>
-              <w:rPr>
-                <w:sz w:val="24"/>
-              </w:rPr>
-            </w:pPr>
-            <w:r>
-              <w:rPr>
-                <w:sz w:val="24"/>
-              </w:rPr>
-              <w:t xml:space="preserve">Mukilkani R P</w:t>
-            </w:r>
-          </w:p>
-        </w:tc>
-        <w:tc>
-          <w:tcPr>
-            <w:tcW w:w="1380" w:type="dxa"/>
-          </w:tcPr>
-          <w:p>
-            <w:pPr>
-              <w:pStyle w:val="TableParagraph"/>
-              <w:rPr>
-                <w:sz w:val="24"/>
-              </w:rPr>
-            </w:pPr>
-            <w:r>
-              <w:rPr>
-                <w:sz w:val="24"/>
-              </w:rPr>
-              <w:t xml:space="preserve">30 Sep 2026</w:t>
+              <w:t>High</w:t>
+            </w:r>
+          </w:p>
+        </w:tc>
+        <w:tc>
+          <w:tcPr>
+            <w:tcW w:w="1380" w:type="dxa"/>
+          </w:tcPr>
+          <w:p>
+            <w:pPr>
+              <w:pStyle w:val="TableParagraph"/>
+              <w:rPr>
+                <w:sz w:val="24"/>
+              </w:rPr>
+            </w:pPr>
+            <w:r>
+              <w:rPr>
+                <w:sz w:val="24"/>
+              </w:rPr>
+              <w:t>Mukilkani R P</w:t>
+            </w:r>
+          </w:p>
+        </w:tc>
+        <w:tc>
+          <w:tcPr>
+            <w:tcW w:w="1380" w:type="dxa"/>
+          </w:tcPr>
+          <w:p>
+            <w:pPr>
+              <w:pStyle w:val="TableParagraph"/>
+              <w:rPr>
+                <w:sz w:val="24"/>
+              </w:rPr>
+            </w:pPr>
+            <w:r>
+              <w:rPr>
+                <w:sz w:val="24"/>
+              </w:rPr>
+              <w:t>29 Sep 2026</w:t>
             </w:r>
           </w:p>
         </w:tc>
@@ -1833,7 +1877,7 @@
               <w:rPr>
                 <w:sz w:val="24"/>
               </w:rPr>
-              <w:t xml:space="preserve">02 Oct 2026</w:t>
+              <w:t>30 Sep 2026</w:t>
             </w:r>
           </w:p>
         </w:tc>
@@ -1859,7 +1903,7 @@
               <w:rPr>
                 <w:sz w:val="24"/>
               </w:rPr>
-              <w:t xml:space="preserve">Sprint-2</w:t>
+              <w:t>Sprint-2</w:t>
             </w:r>
           </w:p>
         </w:tc>
@@ -1881,7 +1925,6 @@
                 <w:spacing w:val="-2"/>
                 <w:sz w:val="24"/>
               </w:rPr>
-              <w:t xml:space="preserve">Forecasting</w:t>
             </w:r>
           </w:p>
         </w:tc>
@@ -1902,7 +1945,7 @@
               <w:rPr>
                 <w:sz w:val="24"/>
               </w:rPr>
-              <w:t xml:space="preserve">USN-6</w:t>
+              <w:t>USN-6</w:t>
             </w:r>
           </w:p>
         </w:tc>
@@ -1923,7 +1966,7 @@
               <w:rPr>
                 <w:sz w:val="24"/>
               </w:rPr>
-              <w:t xml:space="preserve">As a user, I can see next-week spend forecast per category, compared against baselines.</w:t>
+              <w:t>As a user, I can plan a Party (event, guests, veg-only) with venue, food and decor.</w:t>
             </w:r>
           </w:p>
         </w:tc>
@@ -1946,7 +1989,7 @@
                 <w:spacing w:val="-10"/>
                 <w:sz w:val="24"/>
               </w:rPr>
-              <w:t xml:space="preserve">5</w:t>
+              <w:t>5</w:t>
             </w:r>
           </w:p>
         </w:tc>
@@ -1968,45 +2011,45 @@
                 <w:spacing w:val="-4"/>
                 <w:sz w:val="24"/>
               </w:rPr>
-              <w:t xml:space="preserve">High</w:t>
-            </w:r>
-          </w:p>
-        </w:tc>
-        <w:tc>
-          <w:tcPr>
-            <w:tcW w:w="1380" w:type="dxa"/>
-          </w:tcPr>
-          <w:p>
-            <w:pPr>
-              <w:pStyle w:val="TableParagraph"/>
-              <w:rPr>
-                <w:sz w:val="24"/>
-              </w:rPr>
-            </w:pPr>
-            <w:r>
-              <w:rPr>
-                <w:sz w:val="24"/>
-              </w:rPr>
-              <w:t xml:space="preserve">Mukilkani R P</w:t>
-            </w:r>
-          </w:p>
-        </w:tc>
-        <w:tc>
-          <w:tcPr>
-            <w:tcW w:w="1380" w:type="dxa"/>
-          </w:tcPr>
-          <w:p>
-            <w:pPr>
-              <w:pStyle w:val="TableParagraph"/>
-              <w:rPr>
-                <w:sz w:val="24"/>
-              </w:rPr>
-            </w:pPr>
-            <w:r>
-              <w:rPr>
-                <w:sz w:val="24"/>
-              </w:rPr>
-              <w:t xml:space="preserve">30 Sep 2026</w:t>
+              <w:t>High</w:t>
+            </w:r>
+          </w:p>
+        </w:tc>
+        <w:tc>
+          <w:tcPr>
+            <w:tcW w:w="1380" w:type="dxa"/>
+          </w:tcPr>
+          <w:p>
+            <w:pPr>
+              <w:pStyle w:val="TableParagraph"/>
+              <w:rPr>
+                <w:sz w:val="24"/>
+              </w:rPr>
+            </w:pPr>
+            <w:r>
+              <w:rPr>
+                <w:sz w:val="24"/>
+              </w:rPr>
+              <w:t>Mukilkani R P</w:t>
+            </w:r>
+          </w:p>
+        </w:tc>
+        <w:tc>
+          <w:tcPr>
+            <w:tcW w:w="1380" w:type="dxa"/>
+          </w:tcPr>
+          <w:p>
+            <w:pPr>
+              <w:pStyle w:val="TableParagraph"/>
+              <w:rPr>
+                <w:sz w:val="24"/>
+              </w:rPr>
+            </w:pPr>
+            <w:r>
+              <w:rPr>
+                <w:sz w:val="24"/>
+              </w:rPr>
+              <w:t>29 Sep 2026</w:t>
             </w:r>
           </w:p>
         </w:tc>
@@ -2025,7 +2068,7 @@
               <w:rPr>
                 <w:sz w:val="24"/>
               </w:rPr>
-              <w:t xml:space="preserve">02 Oct 2026</w:t>
+              <w:t>30 Sep 2026</w:t>
             </w:r>
           </w:p>
         </w:tc>
@@ -2051,7 +2094,7 @@
               <w:rPr>
                 <w:sz w:val="24"/>
               </w:rPr>
-              <w:t xml:space="preserve">Sprint-2</w:t>
+              <w:t>Sprint-2</w:t>
             </w:r>
           </w:p>
         </w:tc>
@@ -2068,6 +2111,7 @@
                 <w:sz w:val="24"/>
               </w:rPr>
             </w:pPr>
+            <w:r/>
           </w:p>
         </w:tc>
         <w:tc>
@@ -2087,7 +2131,7 @@
               <w:rPr>
                 <w:sz w:val="24"/>
               </w:rPr>
-              <w:t xml:space="preserve">USN-7</w:t>
+              <w:t>USN-7</w:t>
             </w:r>
           </w:p>
         </w:tc>
@@ -2108,7 +2152,7 @@
               <w:rPr>
                 <w:sz w:val="24"/>
               </w:rPr>
-              <w:t xml:space="preserve">As a developer, I can regenerate all evaluation metrics and plots with one command.</w:t>
+              <w:t>As a user, I can plan Jewelry for an occasion and outfit, with an optional outfit image.</w:t>
             </w:r>
           </w:p>
         </w:tc>
@@ -2131,7 +2175,7 @@
                 <w:spacing w:val="-10"/>
                 <w:sz w:val="24"/>
               </w:rPr>
-              <w:t xml:space="preserve">3</w:t>
+              <w:t>5</w:t>
             </w:r>
           </w:p>
         </w:tc>
@@ -2153,45 +2197,45 @@
                 <w:spacing w:val="-4"/>
                 <w:sz w:val="24"/>
               </w:rPr>
-              <w:t xml:space="preserve">High</w:t>
-            </w:r>
-          </w:p>
-        </w:tc>
-        <w:tc>
-          <w:tcPr>
-            <w:tcW w:w="1380" w:type="dxa"/>
-          </w:tcPr>
-          <w:p>
-            <w:pPr>
-              <w:pStyle w:val="TableParagraph"/>
-              <w:rPr>
-                <w:sz w:val="24"/>
-              </w:rPr>
-            </w:pPr>
-            <w:r>
-              <w:rPr>
-                <w:sz w:val="24"/>
-              </w:rPr>
-              <w:t xml:space="preserve">Mukilkani R P</w:t>
-            </w:r>
-          </w:p>
-        </w:tc>
-        <w:tc>
-          <w:tcPr>
-            <w:tcW w:w="1380" w:type="dxa"/>
-          </w:tcPr>
-          <w:p>
-            <w:pPr>
-              <w:pStyle w:val="TableParagraph"/>
-              <w:rPr>
-                <w:sz w:val="24"/>
-              </w:rPr>
-            </w:pPr>
-            <w:r>
-              <w:rPr>
-                <w:sz w:val="24"/>
-              </w:rPr>
-              <w:t xml:space="preserve">30 Sep 2026</w:t>
+              <w:t>High</w:t>
+            </w:r>
+          </w:p>
+        </w:tc>
+        <w:tc>
+          <w:tcPr>
+            <w:tcW w:w="1380" w:type="dxa"/>
+          </w:tcPr>
+          <w:p>
+            <w:pPr>
+              <w:pStyle w:val="TableParagraph"/>
+              <w:rPr>
+                <w:sz w:val="24"/>
+              </w:rPr>
+            </w:pPr>
+            <w:r>
+              <w:rPr>
+                <w:sz w:val="24"/>
+              </w:rPr>
+              <w:t>Mukilkani R P</w:t>
+            </w:r>
+          </w:p>
+        </w:tc>
+        <w:tc>
+          <w:tcPr>
+            <w:tcW w:w="1380" w:type="dxa"/>
+          </w:tcPr>
+          <w:p>
+            <w:pPr>
+              <w:pStyle w:val="TableParagraph"/>
+              <w:rPr>
+                <w:sz w:val="24"/>
+              </w:rPr>
+            </w:pPr>
+            <w:r>
+              <w:rPr>
+                <w:sz w:val="24"/>
+              </w:rPr>
+              <w:t>29 Sep 2026</w:t>
             </w:r>
           </w:p>
         </w:tc>
@@ -2210,7 +2254,7 @@
               <w:rPr>
                 <w:sz w:val="24"/>
               </w:rPr>
-              <w:t xml:space="preserve">02 Oct 2026</w:t>
+              <w:t>30 Sep 2026</w:t>
             </w:r>
           </w:p>
         </w:tc>
@@ -2236,7 +2280,7 @@
               <w:rPr>
                 <w:sz w:val="24"/>
               </w:rPr>
-              <w:t xml:space="preserve">Sprint-2</w:t>
+              <w:t>Sprint-2</w:t>
             </w:r>
           </w:p>
         </w:tc>
@@ -2258,7 +2302,7 @@
                 <w:spacing w:val="-2"/>
                 <w:sz w:val="24"/>
               </w:rPr>
-              <w:t xml:space="preserve">REST API</w:t>
+              <w:t>AI Reliability</w:t>
             </w:r>
           </w:p>
         </w:tc>
@@ -2279,7 +2323,7 @@
               <w:rPr>
                 <w:sz w:val="24"/>
               </w:rPr>
-              <w:t xml:space="preserve">USN-8</w:t>
+              <w:t>USN-8</w:t>
             </w:r>
           </w:p>
         </w:tc>
@@ -2300,7 +2344,7 @@
               <w:rPr>
                 <w:sz w:val="24"/>
               </w:rPr>
-              <w:t xml:space="preserve">As a user, I can call /categorize, /summary, /forecast, /anomalies and /advice with validated inputs.</w:t>
+              <w:t>As a user, I always get a valid plan: AI picks are verified against the budget, with a rule-based fallback.</w:t>
             </w:r>
           </w:p>
         </w:tc>
@@ -2323,7 +2367,7 @@
                 <w:spacing w:val="-10"/>
                 <w:sz w:val="24"/>
               </w:rPr>
-              <w:t xml:space="preserve">5</w:t>
+              <w:t>5</w:t>
             </w:r>
           </w:p>
         </w:tc>
@@ -2345,45 +2389,45 @@
                 <w:spacing w:val="-4"/>
                 <w:sz w:val="24"/>
               </w:rPr>
-              <w:t xml:space="preserve">High</w:t>
-            </w:r>
-          </w:p>
-        </w:tc>
-        <w:tc>
-          <w:tcPr>
-            <w:tcW w:w="1380" w:type="dxa"/>
-          </w:tcPr>
-          <w:p>
-            <w:pPr>
-              <w:pStyle w:val="TableParagraph"/>
-              <w:rPr>
-                <w:sz w:val="24"/>
-              </w:rPr>
-            </w:pPr>
-            <w:r>
-              <w:rPr>
-                <w:sz w:val="24"/>
-              </w:rPr>
-              <w:t xml:space="preserve">Mukilkani R P</w:t>
-            </w:r>
-          </w:p>
-        </w:tc>
-        <w:tc>
-          <w:tcPr>
-            <w:tcW w:w="1380" w:type="dxa"/>
-          </w:tcPr>
-          <w:p>
-            <w:pPr>
-              <w:pStyle w:val="TableParagraph"/>
-              <w:rPr>
-                <w:sz w:val="24"/>
-              </w:rPr>
-            </w:pPr>
-            <w:r>
-              <w:rPr>
-                <w:sz w:val="24"/>
-              </w:rPr>
-              <w:t xml:space="preserve">30 Sep 2026</w:t>
+              <w:t>High</w:t>
+            </w:r>
+          </w:p>
+        </w:tc>
+        <w:tc>
+          <w:tcPr>
+            <w:tcW w:w="1380" w:type="dxa"/>
+          </w:tcPr>
+          <w:p>
+            <w:pPr>
+              <w:pStyle w:val="TableParagraph"/>
+              <w:rPr>
+                <w:sz w:val="24"/>
+              </w:rPr>
+            </w:pPr>
+            <w:r>
+              <w:rPr>
+                <w:sz w:val="24"/>
+              </w:rPr>
+              <w:t>Mukilkani R P</w:t>
+            </w:r>
+          </w:p>
+        </w:tc>
+        <w:tc>
+          <w:tcPr>
+            <w:tcW w:w="1380" w:type="dxa"/>
+          </w:tcPr>
+          <w:p>
+            <w:pPr>
+              <w:pStyle w:val="TableParagraph"/>
+              <w:rPr>
+                <w:sz w:val="24"/>
+              </w:rPr>
+            </w:pPr>
+            <w:r>
+              <w:rPr>
+                <w:sz w:val="24"/>
+              </w:rPr>
+              <w:t>29 Sep 2026</w:t>
             </w:r>
           </w:p>
         </w:tc>
@@ -2402,7 +2446,7 @@
               <w:rPr>
                 <w:sz w:val="24"/>
               </w:rPr>
-              <w:t xml:space="preserve">02 Oct 2026</w:t>
+              <w:t>30 Sep 2026</w:t>
             </w:r>
           </w:p>
         </w:tc>
@@ -2428,7 +2472,7 @@
               <w:rPr>
                 <w:sz w:val="24"/>
               </w:rPr>
-              <w:t xml:space="preserve">Sprint-3</w:t>
+              <w:t>Sprint-3</w:t>
             </w:r>
           </w:p>
         </w:tc>
@@ -2450,7 +2494,7 @@
                 <w:spacing w:val="-2"/>
                 <w:sz w:val="24"/>
               </w:rPr>
-              <w:t xml:space="preserve">AI Advice</w:t>
+              <w:t>Frontend</w:t>
             </w:r>
           </w:p>
         </w:tc>
@@ -2471,7 +2515,7 @@
               <w:rPr>
                 <w:sz w:val="24"/>
               </w:rPr>
-              <w:t xml:space="preserve">USN-9</w:t>
+              <w:t>USN-9</w:t>
             </w:r>
           </w:p>
         </w:tc>
@@ -2492,7 +2536,7 @@
               <w:rPr>
                 <w:sz w:val="24"/>
               </w:rPr>
-              <w:t xml:space="preserve">As a user, I receive plain-English advice that still works when the Gemini API is unreachable.</w:t>
+              <w:t>As a user, I can use clean pages with cards, a budget bar, sorting and platform filtering.</w:t>
             </w:r>
           </w:p>
         </w:tc>
@@ -2515,7 +2559,7 @@
                 <w:spacing w:val="-10"/>
                 <w:sz w:val="24"/>
               </w:rPr>
-              <w:t xml:space="preserve">5</w:t>
+              <w:t>5</w:t>
             </w:r>
           </w:p>
         </w:tc>
@@ -2537,45 +2581,45 @@
                 <w:spacing w:val="-4"/>
                 <w:sz w:val="24"/>
               </w:rPr>
-              <w:t xml:space="preserve">High</w:t>
-            </w:r>
-          </w:p>
-        </w:tc>
-        <w:tc>
-          <w:tcPr>
-            <w:tcW w:w="1380" w:type="dxa"/>
-          </w:tcPr>
-          <w:p>
-            <w:pPr>
-              <w:pStyle w:val="TableParagraph"/>
-              <w:rPr>
-                <w:sz w:val="24"/>
-              </w:rPr>
-            </w:pPr>
-            <w:r>
-              <w:rPr>
-                <w:sz w:val="24"/>
-              </w:rPr>
-              <w:t xml:space="preserve">Mukilkani R P</w:t>
-            </w:r>
-          </w:p>
-        </w:tc>
-        <w:tc>
-          <w:tcPr>
-            <w:tcW w:w="1380" w:type="dxa"/>
-          </w:tcPr>
-          <w:p>
-            <w:pPr>
-              <w:pStyle w:val="TableParagraph"/>
-              <w:rPr>
-                <w:sz w:val="24"/>
-              </w:rPr>
-            </w:pPr>
-            <w:r>
-              <w:rPr>
-                <w:sz w:val="24"/>
-              </w:rPr>
-              <w:t xml:space="preserve">02 Oct 2026</w:t>
+              <w:t>Medium</w:t>
+            </w:r>
+          </w:p>
+        </w:tc>
+        <w:tc>
+          <w:tcPr>
+            <w:tcW w:w="1380" w:type="dxa"/>
+          </w:tcPr>
+          <w:p>
+            <w:pPr>
+              <w:pStyle w:val="TableParagraph"/>
+              <w:rPr>
+                <w:sz w:val="24"/>
+              </w:rPr>
+            </w:pPr>
+            <w:r>
+              <w:rPr>
+                <w:sz w:val="24"/>
+              </w:rPr>
+              <w:t>Prabhagaran E</w:t>
+            </w:r>
+          </w:p>
+        </w:tc>
+        <w:tc>
+          <w:tcPr>
+            <w:tcW w:w="1380" w:type="dxa"/>
+          </w:tcPr>
+          <w:p>
+            <w:pPr>
+              <w:pStyle w:val="TableParagraph"/>
+              <w:rPr>
+                <w:sz w:val="24"/>
+              </w:rPr>
+            </w:pPr>
+            <w:r>
+              <w:rPr>
+                <w:sz w:val="24"/>
+              </w:rPr>
+              <w:t>30 Sep 2026</w:t>
             </w:r>
           </w:p>
         </w:tc>
@@ -2594,7 +2638,7 @@
               <w:rPr>
                 <w:sz w:val="24"/>
               </w:rPr>
-              <w:t xml:space="preserve">03 Oct 2026</w:t>
+              <w:t>01 Oct 2026</w:t>
             </w:r>
           </w:p>
         </w:tc>
@@ -2620,7 +2664,7 @@
               <w:rPr>
                 <w:sz w:val="24"/>
               </w:rPr>
-              <w:t xml:space="preserve">Sprint-3</w:t>
+              <w:t>Sprint-3</w:t>
             </w:r>
           </w:p>
         </w:tc>
@@ -2642,7 +2686,7 @@
                 <w:spacing w:val="-2"/>
                 <w:sz w:val="24"/>
               </w:rPr>
-              <w:t xml:space="preserve">Frontend</w:t>
+              <w:t>History</w:t>
             </w:r>
           </w:p>
         </w:tc>
@@ -2663,7 +2707,7 @@
               <w:rPr>
                 <w:sz w:val="24"/>
               </w:rPr>
-              <w:t xml:space="preserve">USN-10</w:t>
+              <w:t>USN-10</w:t>
             </w:r>
           </w:p>
         </w:tc>
@@ -2684,7 +2728,7 @@
               <w:rPr>
                 <w:sz w:val="24"/>
               </w:rPr>
-              <w:t xml:space="preserve">As a user, I can use a simple web interface instead of calling the API by hand.</w:t>
+              <w:t>As a user, I can see my dashboard and reopen past recommendations.</w:t>
             </w:r>
           </w:p>
         </w:tc>
@@ -2707,7 +2751,7 @@
                 <w:spacing w:val="-10"/>
                 <w:sz w:val="24"/>
               </w:rPr>
-              <w:t xml:space="preserve">5</w:t>
+              <w:t>3</w:t>
             </w:r>
           </w:p>
         </w:tc>
@@ -2729,45 +2773,45 @@
                 <w:spacing w:val="-4"/>
                 <w:sz w:val="24"/>
               </w:rPr>
-              <w:t xml:space="preserve">Medium</w:t>
-            </w:r>
-          </w:p>
-        </w:tc>
-        <w:tc>
-          <w:tcPr>
-            <w:tcW w:w="1380" w:type="dxa"/>
-          </w:tcPr>
-          <w:p>
-            <w:pPr>
-              <w:pStyle w:val="TableParagraph"/>
-              <w:rPr>
-                <w:sz w:val="24"/>
-              </w:rPr>
-            </w:pPr>
-            <w:r>
-              <w:rPr>
-                <w:sz w:val="24"/>
-              </w:rPr>
-              <w:t xml:space="preserve">Prabhagaran E</w:t>
-            </w:r>
-          </w:p>
-        </w:tc>
-        <w:tc>
-          <w:tcPr>
-            <w:tcW w:w="1380" w:type="dxa"/>
-          </w:tcPr>
-          <w:p>
-            <w:pPr>
-              <w:pStyle w:val="TableParagraph"/>
-              <w:rPr>
-                <w:sz w:val="24"/>
-              </w:rPr>
-            </w:pPr>
-            <w:r>
-              <w:rPr>
-                <w:sz w:val="24"/>
-              </w:rPr>
-              <w:t xml:space="preserve">02 Oct 2026</w:t>
+              <w:t>Medium</w:t>
+            </w:r>
+          </w:p>
+        </w:tc>
+        <w:tc>
+          <w:tcPr>
+            <w:tcW w:w="1380" w:type="dxa"/>
+          </w:tcPr>
+          <w:p>
+            <w:pPr>
+              <w:pStyle w:val="TableParagraph"/>
+              <w:rPr>
+                <w:sz w:val="24"/>
+              </w:rPr>
+            </w:pPr>
+            <w:r>
+              <w:rPr>
+                <w:sz w:val="24"/>
+              </w:rPr>
+              <w:t>Mukilkani R P</w:t>
+            </w:r>
+          </w:p>
+        </w:tc>
+        <w:tc>
+          <w:tcPr>
+            <w:tcW w:w="1380" w:type="dxa"/>
+          </w:tcPr>
+          <w:p>
+            <w:pPr>
+              <w:pStyle w:val="TableParagraph"/>
+              <w:rPr>
+                <w:sz w:val="24"/>
+              </w:rPr>
+            </w:pPr>
+            <w:r>
+              <w:rPr>
+                <w:sz w:val="24"/>
+              </w:rPr>
+              <w:t>30 Sep 2026</w:t>
             </w:r>
           </w:p>
         </w:tc>
@@ -2786,7 +2830,7 @@
               <w:rPr>
                 <w:sz w:val="24"/>
               </w:rPr>
-              <w:t xml:space="preserve">03 Oct 2026</w:t>
+              <w:t>01 Oct 2026</w:t>
             </w:r>
           </w:p>
         </w:tc>
@@ -2812,7 +2856,7 @@
               <w:rPr>
                 <w:sz w:val="24"/>
               </w:rPr>
-              <w:t xml:space="preserve">Sprint-3</w:t>
+              <w:t>Sprint-3</w:t>
             </w:r>
           </w:p>
         </w:tc>
@@ -2834,7 +2878,7 @@
                 <w:spacing w:val="-2"/>
                 <w:sz w:val="24"/>
               </w:rPr>
-              <w:t xml:space="preserve">Deployment</w:t>
+              <w:t>Testing</w:t>
             </w:r>
           </w:p>
         </w:tc>
@@ -2855,7 +2899,7 @@
               <w:rPr>
                 <w:sz w:val="24"/>
               </w:rPr>
-              <w:t xml:space="preserve">USN-11</w:t>
+              <w:t>USN-11</w:t>
             </w:r>
           </w:p>
         </w:tc>
@@ -2876,7 +2920,7 @@
               <w:rPr>
                 <w:sz w:val="24"/>
               </w:rPr>
-              <w:t xml:space="preserve">As a user, I can open the app through a public Cloud Run URL on my phone.</w:t>
+              <w:t>As a developer, I have 30 automated tests and a Gemini connectivity script.</w:t>
             </w:r>
           </w:p>
         </w:tc>
@@ -2899,7 +2943,7 @@
                 <w:spacing w:val="-10"/>
                 <w:sz w:val="24"/>
               </w:rPr>
-              <w:t xml:space="preserve">3</w:t>
+              <w:t>3</w:t>
             </w:r>
           </w:p>
         </w:tc>
@@ -2921,45 +2965,45 @@
                 <w:spacing w:val="-4"/>
                 <w:sz w:val="24"/>
               </w:rPr>
-              <w:t xml:space="preserve">High</w:t>
-            </w:r>
-          </w:p>
-        </w:tc>
-        <w:tc>
-          <w:tcPr>
-            <w:tcW w:w="1380" w:type="dxa"/>
-          </w:tcPr>
-          <w:p>
-            <w:pPr>
-              <w:pStyle w:val="TableParagraph"/>
-              <w:rPr>
-                <w:sz w:val="24"/>
-              </w:rPr>
-            </w:pPr>
-            <w:r>
-              <w:rPr>
-                <w:sz w:val="24"/>
-              </w:rPr>
-              <w:t xml:space="preserve">Mukilkani R P</w:t>
-            </w:r>
-          </w:p>
-        </w:tc>
-        <w:tc>
-          <w:tcPr>
-            <w:tcW w:w="1380" w:type="dxa"/>
-          </w:tcPr>
-          <w:p>
-            <w:pPr>
-              <w:pStyle w:val="TableParagraph"/>
-              <w:rPr>
-                <w:sz w:val="24"/>
-              </w:rPr>
-            </w:pPr>
-            <w:r>
-              <w:rPr>
-                <w:sz w:val="24"/>
-              </w:rPr>
-              <w:t xml:space="preserve">02 Oct 2026</w:t>
+              <w:t>High</w:t>
+            </w:r>
+          </w:p>
+        </w:tc>
+        <w:tc>
+          <w:tcPr>
+            <w:tcW w:w="1380" w:type="dxa"/>
+          </w:tcPr>
+          <w:p>
+            <w:pPr>
+              <w:pStyle w:val="TableParagraph"/>
+              <w:rPr>
+                <w:sz w:val="24"/>
+              </w:rPr>
+            </w:pPr>
+            <w:r>
+              <w:rPr>
+                <w:sz w:val="24"/>
+              </w:rPr>
+              <w:t>Mukilkani R P, Chandru S</w:t>
+            </w:r>
+          </w:p>
+        </w:tc>
+        <w:tc>
+          <w:tcPr>
+            <w:tcW w:w="1380" w:type="dxa"/>
+          </w:tcPr>
+          <w:p>
+            <w:pPr>
+              <w:pStyle w:val="TableParagraph"/>
+              <w:rPr>
+                <w:sz w:val="24"/>
+              </w:rPr>
+            </w:pPr>
+            <w:r>
+              <w:rPr>
+                <w:sz w:val="24"/>
+              </w:rPr>
+              <w:t>30 Sep 2026</w:t>
             </w:r>
           </w:p>
         </w:tc>
@@ -2978,7 +3022,7 @@
               <w:rPr>
                 <w:sz w:val="24"/>
               </w:rPr>
-              <w:t xml:space="preserve">03 Oct 2026</w:t>
+              <w:t>01 Oct 2026</w:t>
             </w:r>
           </w:p>
         </w:tc>
@@ -3004,7 +3048,7 @@
               <w:rPr>
                 <w:sz w:val="24"/>
               </w:rPr>
-              <w:t xml:space="preserve">Sprint-3</w:t>
+              <w:t>Sprint-3</w:t>
             </w:r>
           </w:p>
         </w:tc>
@@ -3026,7 +3070,7 @@
                 <w:spacing w:val="-2"/>
                 <w:sz w:val="24"/>
               </w:rPr>
-              <w:t xml:space="preserve">Documentation</w:t>
+              <w:t>Documentation</w:t>
             </w:r>
           </w:p>
         </w:tc>
@@ -3047,7 +3091,7 @@
               <w:rPr>
                 <w:sz w:val="24"/>
               </w:rPr>
-              <w:t xml:space="preserve">USN-12</w:t>
+              <w:t>USN-12</w:t>
             </w:r>
           </w:p>
         </w:tc>
@@ -3068,7 +3112,7 @@
               <w:rPr>
                 <w:sz w:val="24"/>
               </w:rPr>
-              <w:t xml:space="preserve">As a team, we have the lab report, PPT and demo script ready for submission.</w:t>
+              <w:t>As a team, we have the README, setup guide, demo script, lab report and PPT.</w:t>
             </w:r>
           </w:p>
         </w:tc>
@@ -3091,7 +3135,7 @@
                 <w:spacing w:val="-10"/>
                 <w:sz w:val="24"/>
               </w:rPr>
-              <w:t xml:space="preserve">3</w:t>
+              <w:t>3</w:t>
             </w:r>
           </w:p>
         </w:tc>
@@ -3113,45 +3157,45 @@
                 <w:spacing w:val="-4"/>
                 <w:sz w:val="24"/>
               </w:rPr>
-              <w:t xml:space="preserve">Medium</w:t>
-            </w:r>
-          </w:p>
-        </w:tc>
-        <w:tc>
-          <w:tcPr>
-            <w:tcW w:w="1380" w:type="dxa"/>
-          </w:tcPr>
-          <w:p>
-            <w:pPr>
-              <w:pStyle w:val="TableParagraph"/>
-              <w:rPr>
-                <w:sz w:val="24"/>
-              </w:rPr>
-            </w:pPr>
-            <w:r>
-              <w:rPr>
-                <w:sz w:val="24"/>
-              </w:rPr>
-              <w:t xml:space="preserve">Naveen K, Chandru S</w:t>
-            </w:r>
-          </w:p>
-        </w:tc>
-        <w:tc>
-          <w:tcPr>
-            <w:tcW w:w="1380" w:type="dxa"/>
-          </w:tcPr>
-          <w:p>
-            <w:pPr>
-              <w:pStyle w:val="TableParagraph"/>
-              <w:rPr>
-                <w:sz w:val="24"/>
-              </w:rPr>
-            </w:pPr>
-            <w:r>
-              <w:rPr>
-                <w:sz w:val="24"/>
-              </w:rPr>
-              <w:t xml:space="preserve">02 Oct 2026</w:t>
+              <w:t>Medium</w:t>
+            </w:r>
+          </w:p>
+        </w:tc>
+        <w:tc>
+          <w:tcPr>
+            <w:tcW w:w="1380" w:type="dxa"/>
+          </w:tcPr>
+          <w:p>
+            <w:pPr>
+              <w:pStyle w:val="TableParagraph"/>
+              <w:rPr>
+                <w:sz w:val="24"/>
+              </w:rPr>
+            </w:pPr>
+            <w:r>
+              <w:rPr>
+                <w:sz w:val="24"/>
+              </w:rPr>
+              <w:t>Naveen K, Chandru S</w:t>
+            </w:r>
+          </w:p>
+        </w:tc>
+        <w:tc>
+          <w:tcPr>
+            <w:tcW w:w="1380" w:type="dxa"/>
+          </w:tcPr>
+          <w:p>
+            <w:pPr>
+              <w:pStyle w:val="TableParagraph"/>
+              <w:rPr>
+                <w:sz w:val="24"/>
+              </w:rPr>
+            </w:pPr>
+            <w:r>
+              <w:rPr>
+                <w:sz w:val="24"/>
+              </w:rPr>
+              <w:t>30 Sep 2026</w:t>
             </w:r>
           </w:p>
         </w:tc>
@@ -3170,7 +3214,7 @@
               <w:rPr>
                 <w:sz w:val="24"/>
               </w:rPr>
-              <w:t xml:space="preserve">03 Oct 2026</w:t>
+              <w:t>01 Oct 2026</w:t>
             </w:r>
           </w:p>
         </w:tc>
